--- a/s-s-event-bogor/print-notebooks/06-waste/07-filled-example.docx
+++ b/s-s-event-bogor/print-notebooks/06-waste/07-filled-example.docx
@@ -8,7 +8,7 @@
           <w:rFonts w:ascii="Arial" w:hAnsi="Arial"/>
           <w:b w:val="0"/>
           <w:color w:val="0A5455"/>
-          <w:sz w:val="32"/>
+          <w:sz w:val="20"/>
         </w:rPr>
         <w:t>Worked Example: Waste and Emissions -- Coastal Country</w:t>
       </w:r>
@@ -19,7 +19,7 @@
           <w:rFonts w:ascii="Arial" w:hAnsi="Arial"/>
           <w:b w:val="0"/>
           <w:color w:val="3B9C7B"/>
-          <w:sz w:val="22"/>
+          <w:sz w:val="20"/>
         </w:rPr>
         <w:t>SEEA-CF framework: tracking flows of residuals from the economy to the marine environment  |  Year: 2022</w:t>
       </w:r>
@@ -33,19 +33,22 @@
           <w:rFonts w:ascii="Arial" w:hAnsi="Arial"/>
           <w:b w:val="0"/>
           <w:color w:val="555555"/>
-          <w:sz w:val="18"/>
+          <w:sz w:val="20"/>
         </w:rPr>
         <w:t>Illustrative mid-income coastal country (~15 million population, mixed agricultural/industrial/service economy). Data compiled from environmental ministry reports, port authority records, and UNEP Global Wastewater Initiative.</w:t>
       </w:r>
     </w:p>
     <w:p/>
     <w:p>
+      <w:pPr>
+        <w:keepNext/>
+      </w:pPr>
       <w:r>
         <w:rPr>
           <w:rFonts w:ascii="Arial" w:hAnsi="Arial"/>
           <w:b w:val="0"/>
           <w:color w:val="0A5455"/>
-          <w:sz w:val="32"/>
+          <w:sz w:val="20"/>
         </w:rPr>
         <w:t>Table 9: Water Emissions to the Marine Environment (tonnes/year)</w:t>
       </w:r>
@@ -1279,12 +1282,15 @@
     </w:p>
     <w:p/>
     <w:p>
+      <w:pPr>
+        <w:keepNext/>
+      </w:pPr>
       <w:r>
         <w:rPr>
           <w:rFonts w:ascii="Arial" w:hAnsi="Arial"/>
           <w:b w:val="0"/>
           <w:color w:val="0A5455"/>
-          <w:sz w:val="32"/>
+          <w:sz w:val="20"/>
         </w:rPr>
         <w:t>Table 10: Solid Waste Entering the Marine Environment (tonnes/year)</w:t>
       </w:r>
@@ -2326,12 +2332,15 @@
       </w:r>
     </w:p>
     <w:p>
+      <w:pPr>
+        <w:keepNext/>
+      </w:pPr>
       <w:r>
         <w:rPr>
           <w:rFonts w:ascii="Arial" w:hAnsi="Arial"/>
           <w:b w:val="0"/>
           <w:color w:val="0A5455"/>
-          <w:sz w:val="32"/>
+          <w:sz w:val="20"/>
         </w:rPr>
         <w:t>Table 11: Air Emissions from Ocean Industries (tonnes/year)</w:t>
       </w:r>

--- a/s-s-event-bogor/print-notebooks/06-waste/07-filled-example.docx
+++ b/s-s-event-bogor/print-notebooks/06-waste/07-filled-example.docx
@@ -27,6 +27,7 @@
     <w:p>
       <w:pPr>
         <w:spacing w:before="80" w:after="80"/>
+        <w:keepNext w:val="true"/>
       </w:pPr>
       <w:r>
         <w:rPr>
@@ -66,6 +67,7 @@
           <w:insideH w:val="single" w:sz="4" w:color="404040"/>
           <w:insideV w:val="single" w:sz="4" w:color="404040"/>
         </w:tblBorders>
+        <w:tblLayout w:type="fixed"/>
       </w:tblPr>
       <w:tblGrid>
         <w:gridCol w:w="2357"/>
@@ -76,14 +78,18 @@
         <w:gridCol w:w="2357"/>
       </w:tblGrid>
       <w:tr>
+        <w:trPr>
+          <w:cantSplit w:val="true"/>
+        </w:trPr>
         <w:tc>
           <w:tcPr>
-            <w:tcW w:type="dxa" w:w="2357"/>
+            <w:tcW w:type="dxa" w:w="2891"/>
             <w:shd w:fill="3B9C7B"/>
           </w:tcPr>
           <w:p>
             <w:pPr>
               <w:jc w:val="center"/>
+              <w:keepNext w:val="true"/>
             </w:pPr>
             <w:r/>
             <w:r>
@@ -99,12 +105,13 @@
         </w:tc>
         <w:tc>
           <w:tcPr>
-            <w:tcW w:type="dxa" w:w="2357"/>
+            <w:tcW w:type="dxa" w:w="1392"/>
             <w:shd w:fill="3B9C7B"/>
           </w:tcPr>
           <w:p>
             <w:pPr>
               <w:jc w:val="center"/>
+              <w:keepNext w:val="true"/>
             </w:pPr>
             <w:r/>
             <w:r>
@@ -122,12 +129,13 @@
         </w:tc>
         <w:tc>
           <w:tcPr>
-            <w:tcW w:type="dxa" w:w="2357"/>
+            <w:tcW w:type="dxa" w:w="1392"/>
             <w:shd w:fill="3B9C7B"/>
           </w:tcPr>
           <w:p>
             <w:pPr>
               <w:jc w:val="center"/>
+              <w:keepNext w:val="true"/>
             </w:pPr>
             <w:r/>
             <w:r>
@@ -145,12 +153,13 @@
         </w:tc>
         <w:tc>
           <w:tcPr>
-            <w:tcW w:type="dxa" w:w="2357"/>
+            <w:tcW w:type="dxa" w:w="1499"/>
             <w:shd w:fill="3B9C7B"/>
           </w:tcPr>
           <w:p>
             <w:pPr>
               <w:jc w:val="center"/>
+              <w:keepNext w:val="true"/>
             </w:pPr>
             <w:r/>
             <w:r>
@@ -168,12 +177,13 @@
         </w:tc>
         <w:tc>
           <w:tcPr>
-            <w:tcW w:type="dxa" w:w="2357"/>
+            <w:tcW w:type="dxa" w:w="1285"/>
             <w:shd w:fill="3B9C7B"/>
           </w:tcPr>
           <w:p>
             <w:pPr>
               <w:jc w:val="center"/>
+              <w:keepNext w:val="true"/>
             </w:pPr>
             <w:r/>
             <w:r>
@@ -191,12 +201,13 @@
         </w:tc>
         <w:tc>
           <w:tcPr>
-            <w:tcW w:type="dxa" w:w="2357"/>
+            <w:tcW w:type="dxa" w:w="1178"/>
             <w:shd w:fill="3B9C7B"/>
           </w:tcPr>
           <w:p>
             <w:pPr>
               <w:jc w:val="center"/>
+              <w:keepNext w:val="true"/>
             </w:pPr>
             <w:r/>
             <w:r>
@@ -214,14 +225,18 @@
         </w:tc>
       </w:tr>
       <w:tr>
+        <w:trPr>
+          <w:cantSplit w:val="true"/>
+        </w:trPr>
         <w:tc>
           <w:tcPr>
-            <w:tcW w:type="dxa" w:w="2357"/>
+            <w:tcW w:type="dxa" w:w="2891"/>
             <w:shd w:fill="0A5455"/>
           </w:tcPr>
           <w:p>
             <w:pPr>
               <w:spacing w:before="60" w:after="60"/>
+              <w:keepNext w:val="true"/>
             </w:pPr>
             <w:r/>
             <w:r>
@@ -239,12 +254,13 @@
         </w:tc>
         <w:tc>
           <w:tcPr>
-            <w:tcW w:type="dxa" w:w="2357"/>
+            <w:tcW w:type="dxa" w:w="1392"/>
           </w:tcPr>
           <w:p>
             <w:pPr>
               <w:spacing w:before="60" w:after="60"/>
               <w:jc w:val="center"/>
+              <w:keepNext w:val="true"/>
             </w:pPr>
             <w:r/>
             <w:r>
@@ -260,12 +276,13 @@
         </w:tc>
         <w:tc>
           <w:tcPr>
-            <w:tcW w:type="dxa" w:w="2357"/>
+            <w:tcW w:type="dxa" w:w="1392"/>
           </w:tcPr>
           <w:p>
             <w:pPr>
               <w:spacing w:before="60" w:after="60"/>
               <w:jc w:val="center"/>
+              <w:keepNext w:val="true"/>
             </w:pPr>
             <w:r/>
             <w:r>
@@ -281,12 +298,13 @@
         </w:tc>
         <w:tc>
           <w:tcPr>
-            <w:tcW w:type="dxa" w:w="2357"/>
+            <w:tcW w:type="dxa" w:w="1499"/>
           </w:tcPr>
           <w:p>
             <w:pPr>
               <w:spacing w:before="60" w:after="60"/>
               <w:jc w:val="center"/>
+              <w:keepNext w:val="true"/>
             </w:pPr>
             <w:r/>
             <w:r>
@@ -302,12 +320,13 @@
         </w:tc>
         <w:tc>
           <w:tcPr>
-            <w:tcW w:type="dxa" w:w="2357"/>
+            <w:tcW w:type="dxa" w:w="1285"/>
           </w:tcPr>
           <w:p>
             <w:pPr>
               <w:spacing w:before="60" w:after="60"/>
               <w:jc w:val="center"/>
+              <w:keepNext w:val="true"/>
             </w:pPr>
             <w:r/>
             <w:r>
@@ -323,12 +342,13 @@
         </w:tc>
         <w:tc>
           <w:tcPr>
-            <w:tcW w:type="dxa" w:w="2357"/>
+            <w:tcW w:type="dxa" w:w="1178"/>
           </w:tcPr>
           <w:p>
             <w:pPr>
               <w:spacing w:before="60" w:after="60"/>
               <w:jc w:val="center"/>
+              <w:keepNext w:val="true"/>
             </w:pPr>
             <w:r/>
             <w:r>
@@ -344,14 +364,18 @@
         </w:tc>
       </w:tr>
       <w:tr>
+        <w:trPr>
+          <w:cantSplit w:val="true"/>
+        </w:trPr>
         <w:tc>
           <w:tcPr>
-            <w:tcW w:type="dxa" w:w="2357"/>
+            <w:tcW w:type="dxa" w:w="2891"/>
             <w:shd w:fill="0A5455"/>
           </w:tcPr>
           <w:p>
             <w:pPr>
               <w:spacing w:before="60" w:after="60"/>
+              <w:keepNext w:val="true"/>
             </w:pPr>
             <w:r/>
             <w:r>
@@ -369,12 +393,13 @@
         </w:tc>
         <w:tc>
           <w:tcPr>
-            <w:tcW w:type="dxa" w:w="2357"/>
+            <w:tcW w:type="dxa" w:w="1392"/>
           </w:tcPr>
           <w:p>
             <w:pPr>
               <w:spacing w:before="60" w:after="60"/>
               <w:jc w:val="center"/>
+              <w:keepNext w:val="true"/>
             </w:pPr>
             <w:r/>
             <w:r>
@@ -390,12 +415,13 @@
         </w:tc>
         <w:tc>
           <w:tcPr>
-            <w:tcW w:type="dxa" w:w="2357"/>
+            <w:tcW w:type="dxa" w:w="1392"/>
           </w:tcPr>
           <w:p>
             <w:pPr>
               <w:spacing w:before="60" w:after="60"/>
               <w:jc w:val="center"/>
+              <w:keepNext w:val="true"/>
             </w:pPr>
             <w:r/>
             <w:r>
@@ -411,12 +437,13 @@
         </w:tc>
         <w:tc>
           <w:tcPr>
-            <w:tcW w:type="dxa" w:w="2357"/>
+            <w:tcW w:type="dxa" w:w="1499"/>
           </w:tcPr>
           <w:p>
             <w:pPr>
               <w:spacing w:before="60" w:after="60"/>
               <w:jc w:val="center"/>
+              <w:keepNext w:val="true"/>
             </w:pPr>
             <w:r/>
             <w:r>
@@ -432,12 +459,13 @@
         </w:tc>
         <w:tc>
           <w:tcPr>
-            <w:tcW w:type="dxa" w:w="2357"/>
+            <w:tcW w:type="dxa" w:w="1285"/>
           </w:tcPr>
           <w:p>
             <w:pPr>
               <w:spacing w:before="60" w:after="60"/>
               <w:jc w:val="center"/>
+              <w:keepNext w:val="true"/>
             </w:pPr>
             <w:r/>
             <w:r>
@@ -453,12 +481,13 @@
         </w:tc>
         <w:tc>
           <w:tcPr>
-            <w:tcW w:type="dxa" w:w="2357"/>
+            <w:tcW w:type="dxa" w:w="1178"/>
           </w:tcPr>
           <w:p>
             <w:pPr>
               <w:spacing w:before="60" w:after="60"/>
               <w:jc w:val="center"/>
+              <w:keepNext w:val="true"/>
             </w:pPr>
             <w:r/>
             <w:r>
@@ -474,9 +503,12 @@
         </w:tc>
       </w:tr>
       <w:tr>
+        <w:trPr>
+          <w:cantSplit w:val="true"/>
+        </w:trPr>
         <w:tc>
           <w:tcPr>
-            <w:tcW w:type="dxa" w:w="2357"/>
+            <w:tcW w:type="dxa" w:w="2891"/>
             <w:shd w:fill="0A5455"/>
           </w:tcPr>
           <w:p>
@@ -499,7 +531,7 @@
         </w:tc>
         <w:tc>
           <w:tcPr>
-            <w:tcW w:type="dxa" w:w="2357"/>
+            <w:tcW w:type="dxa" w:w="1392"/>
           </w:tcPr>
           <w:p>
             <w:pPr>
@@ -520,7 +552,7 @@
         </w:tc>
         <w:tc>
           <w:tcPr>
-            <w:tcW w:type="dxa" w:w="2357"/>
+            <w:tcW w:type="dxa" w:w="1392"/>
           </w:tcPr>
           <w:p>
             <w:pPr>
@@ -541,7 +573,7 @@
         </w:tc>
         <w:tc>
           <w:tcPr>
-            <w:tcW w:type="dxa" w:w="2357"/>
+            <w:tcW w:type="dxa" w:w="1499"/>
           </w:tcPr>
           <w:p>
             <w:pPr>
@@ -562,7 +594,7 @@
         </w:tc>
         <w:tc>
           <w:tcPr>
-            <w:tcW w:type="dxa" w:w="2357"/>
+            <w:tcW w:type="dxa" w:w="1285"/>
           </w:tcPr>
           <w:p>
             <w:pPr>
@@ -583,7 +615,7 @@
         </w:tc>
         <w:tc>
           <w:tcPr>
-            <w:tcW w:type="dxa" w:w="2357"/>
+            <w:tcW w:type="dxa" w:w="1178"/>
           </w:tcPr>
           <w:p>
             <w:pPr>
@@ -604,9 +636,12 @@
         </w:tc>
       </w:tr>
       <w:tr>
+        <w:trPr>
+          <w:cantSplit w:val="true"/>
+        </w:trPr>
         <w:tc>
           <w:tcPr>
-            <w:tcW w:type="dxa" w:w="2357"/>
+            <w:tcW w:type="dxa" w:w="2891"/>
             <w:shd w:fill="0A5455"/>
           </w:tcPr>
           <w:p>
@@ -629,7 +664,7 @@
         </w:tc>
         <w:tc>
           <w:tcPr>
-            <w:tcW w:type="dxa" w:w="2357"/>
+            <w:tcW w:type="dxa" w:w="1392"/>
           </w:tcPr>
           <w:p>
             <w:pPr>
@@ -650,7 +685,7 @@
         </w:tc>
         <w:tc>
           <w:tcPr>
-            <w:tcW w:type="dxa" w:w="2357"/>
+            <w:tcW w:type="dxa" w:w="1392"/>
           </w:tcPr>
           <w:p>
             <w:pPr>
@@ -671,7 +706,7 @@
         </w:tc>
         <w:tc>
           <w:tcPr>
-            <w:tcW w:type="dxa" w:w="2357"/>
+            <w:tcW w:type="dxa" w:w="1499"/>
           </w:tcPr>
           <w:p>
             <w:pPr>
@@ -692,7 +727,7 @@
         </w:tc>
         <w:tc>
           <w:tcPr>
-            <w:tcW w:type="dxa" w:w="2357"/>
+            <w:tcW w:type="dxa" w:w="1285"/>
           </w:tcPr>
           <w:p>
             <w:pPr>
@@ -713,7 +748,7 @@
         </w:tc>
         <w:tc>
           <w:tcPr>
-            <w:tcW w:type="dxa" w:w="2357"/>
+            <w:tcW w:type="dxa" w:w="1178"/>
           </w:tcPr>
           <w:p>
             <w:pPr>
@@ -734,9 +769,12 @@
         </w:tc>
       </w:tr>
       <w:tr>
+        <w:trPr>
+          <w:cantSplit w:val="true"/>
+        </w:trPr>
         <w:tc>
           <w:tcPr>
-            <w:tcW w:type="dxa" w:w="2357"/>
+            <w:tcW w:type="dxa" w:w="2891"/>
             <w:shd w:fill="0A5455"/>
           </w:tcPr>
           <w:p>
@@ -759,7 +797,7 @@
         </w:tc>
         <w:tc>
           <w:tcPr>
-            <w:tcW w:type="dxa" w:w="2357"/>
+            <w:tcW w:type="dxa" w:w="1392"/>
           </w:tcPr>
           <w:p>
             <w:pPr>
@@ -780,7 +818,7 @@
         </w:tc>
         <w:tc>
           <w:tcPr>
-            <w:tcW w:type="dxa" w:w="2357"/>
+            <w:tcW w:type="dxa" w:w="1392"/>
           </w:tcPr>
           <w:p>
             <w:pPr>
@@ -801,7 +839,7 @@
         </w:tc>
         <w:tc>
           <w:tcPr>
-            <w:tcW w:type="dxa" w:w="2357"/>
+            <w:tcW w:type="dxa" w:w="1499"/>
           </w:tcPr>
           <w:p>
             <w:pPr>
@@ -822,7 +860,7 @@
         </w:tc>
         <w:tc>
           <w:tcPr>
-            <w:tcW w:type="dxa" w:w="2357"/>
+            <w:tcW w:type="dxa" w:w="1285"/>
           </w:tcPr>
           <w:p>
             <w:pPr>
@@ -843,7 +881,7 @@
         </w:tc>
         <w:tc>
           <w:tcPr>
-            <w:tcW w:type="dxa" w:w="2357"/>
+            <w:tcW w:type="dxa" w:w="1178"/>
           </w:tcPr>
           <w:p>
             <w:pPr>
@@ -864,9 +902,12 @@
         </w:tc>
       </w:tr>
       <w:tr>
+        <w:trPr>
+          <w:cantSplit w:val="true"/>
+        </w:trPr>
         <w:tc>
           <w:tcPr>
-            <w:tcW w:type="dxa" w:w="2357"/>
+            <w:tcW w:type="dxa" w:w="2891"/>
             <w:shd w:fill="0A5455"/>
           </w:tcPr>
           <w:p>
@@ -889,7 +930,7 @@
         </w:tc>
         <w:tc>
           <w:tcPr>
-            <w:tcW w:type="dxa" w:w="2357"/>
+            <w:tcW w:type="dxa" w:w="1392"/>
           </w:tcPr>
           <w:p>
             <w:pPr>
@@ -910,7 +951,7 @@
         </w:tc>
         <w:tc>
           <w:tcPr>
-            <w:tcW w:type="dxa" w:w="2357"/>
+            <w:tcW w:type="dxa" w:w="1392"/>
           </w:tcPr>
           <w:p>
             <w:pPr>
@@ -931,7 +972,7 @@
         </w:tc>
         <w:tc>
           <w:tcPr>
-            <w:tcW w:type="dxa" w:w="2357"/>
+            <w:tcW w:type="dxa" w:w="1499"/>
           </w:tcPr>
           <w:p>
             <w:pPr>
@@ -952,7 +993,7 @@
         </w:tc>
         <w:tc>
           <w:tcPr>
-            <w:tcW w:type="dxa" w:w="2357"/>
+            <w:tcW w:type="dxa" w:w="1285"/>
           </w:tcPr>
           <w:p>
             <w:pPr>
@@ -973,7 +1014,7 @@
         </w:tc>
         <w:tc>
           <w:tcPr>
-            <w:tcW w:type="dxa" w:w="2357"/>
+            <w:tcW w:type="dxa" w:w="1178"/>
           </w:tcPr>
           <w:p>
             <w:pPr>
@@ -994,9 +1035,12 @@
         </w:tc>
       </w:tr>
       <w:tr>
+        <w:trPr>
+          <w:cantSplit w:val="true"/>
+        </w:trPr>
         <w:tc>
           <w:tcPr>
-            <w:tcW w:type="dxa" w:w="2357"/>
+            <w:tcW w:type="dxa" w:w="2891"/>
             <w:shd w:fill="0A5455"/>
           </w:tcPr>
           <w:p>
@@ -1019,7 +1063,7 @@
         </w:tc>
         <w:tc>
           <w:tcPr>
-            <w:tcW w:type="dxa" w:w="2357"/>
+            <w:tcW w:type="dxa" w:w="1392"/>
           </w:tcPr>
           <w:p>
             <w:pPr>
@@ -1040,7 +1084,7 @@
         </w:tc>
         <w:tc>
           <w:tcPr>
-            <w:tcW w:type="dxa" w:w="2357"/>
+            <w:tcW w:type="dxa" w:w="1392"/>
           </w:tcPr>
           <w:p>
             <w:pPr>
@@ -1061,7 +1105,7 @@
         </w:tc>
         <w:tc>
           <w:tcPr>
-            <w:tcW w:type="dxa" w:w="2357"/>
+            <w:tcW w:type="dxa" w:w="1499"/>
           </w:tcPr>
           <w:p>
             <w:pPr>
@@ -1082,7 +1126,7 @@
         </w:tc>
         <w:tc>
           <w:tcPr>
-            <w:tcW w:type="dxa" w:w="2357"/>
+            <w:tcW w:type="dxa" w:w="1285"/>
           </w:tcPr>
           <w:p>
             <w:pPr>
@@ -1103,7 +1147,7 @@
         </w:tc>
         <w:tc>
           <w:tcPr>
-            <w:tcW w:type="dxa" w:w="2357"/>
+            <w:tcW w:type="dxa" w:w="1178"/>
           </w:tcPr>
           <w:p>
             <w:pPr>
@@ -1124,9 +1168,12 @@
         </w:tc>
       </w:tr>
       <w:tr>
+        <w:trPr>
+          <w:cantSplit w:val="true"/>
+        </w:trPr>
         <w:tc>
           <w:tcPr>
-            <w:tcW w:type="dxa" w:w="2357"/>
+            <w:tcW w:type="dxa" w:w="2891"/>
             <w:shd w:fill="0A5455"/>
           </w:tcPr>
           <w:p>
@@ -1147,7 +1194,7 @@
         </w:tc>
         <w:tc>
           <w:tcPr>
-            <w:tcW w:type="dxa" w:w="2357"/>
+            <w:tcW w:type="dxa" w:w="1392"/>
           </w:tcPr>
           <w:p>
             <w:pPr>
@@ -1168,7 +1215,7 @@
         </w:tc>
         <w:tc>
           <w:tcPr>
-            <w:tcW w:type="dxa" w:w="2357"/>
+            <w:tcW w:type="dxa" w:w="1392"/>
           </w:tcPr>
           <w:p>
             <w:pPr>
@@ -1189,7 +1236,7 @@
         </w:tc>
         <w:tc>
           <w:tcPr>
-            <w:tcW w:type="dxa" w:w="2357"/>
+            <w:tcW w:type="dxa" w:w="1499"/>
           </w:tcPr>
           <w:p>
             <w:pPr>
@@ -1210,7 +1257,7 @@
         </w:tc>
         <w:tc>
           <w:tcPr>
-            <w:tcW w:type="dxa" w:w="2357"/>
+            <w:tcW w:type="dxa" w:w="1285"/>
           </w:tcPr>
           <w:p>
             <w:pPr>
@@ -1231,7 +1278,7 @@
         </w:tc>
         <w:tc>
           <w:tcPr>
-            <w:tcW w:type="dxa" w:w="2357"/>
+            <w:tcW w:type="dxa" w:w="1178"/>
           </w:tcPr>
           <w:p>
             <w:pPr>
@@ -1269,6 +1316,7 @@
     <w:p>
       <w:pPr>
         <w:spacing w:after="120"/>
+        <w:keepNext w:val="true"/>
       </w:pPr>
       <w:r>
         <w:rPr>
@@ -1308,6 +1356,7 @@
           <w:insideH w:val="single" w:sz="4" w:color="404040"/>
           <w:insideV w:val="single" w:sz="4" w:color="404040"/>
         </w:tblBorders>
+        <w:tblLayout w:type="fixed"/>
       </w:tblPr>
       <w:tblGrid>
         <w:gridCol w:w="2828"/>
@@ -1317,14 +1366,18 @@
         <w:gridCol w:w="2828"/>
       </w:tblGrid>
       <w:tr>
+        <w:trPr>
+          <w:cantSplit w:val="true"/>
+        </w:trPr>
         <w:tc>
           <w:tcPr>
-            <w:tcW w:type="dxa" w:w="2828"/>
+            <w:tcW w:type="dxa" w:w="3969"/>
             <w:shd w:fill="3B9C7B"/>
           </w:tcPr>
           <w:p>
             <w:pPr>
               <w:jc w:val="center"/>
+              <w:keepNext w:val="true"/>
             </w:pPr>
             <w:r/>
             <w:r>
@@ -1340,12 +1393,13 @@
         </w:tc>
         <w:tc>
           <w:tcPr>
-            <w:tcW w:type="dxa" w:w="2828"/>
+            <w:tcW w:type="dxa" w:w="1417"/>
             <w:shd w:fill="3B9C7B"/>
           </w:tcPr>
           <w:p>
             <w:pPr>
               <w:jc w:val="center"/>
+              <w:keepNext w:val="true"/>
             </w:pPr>
             <w:r/>
             <w:r>
@@ -1363,12 +1417,13 @@
         </w:tc>
         <w:tc>
           <w:tcPr>
-            <w:tcW w:type="dxa" w:w="2828"/>
+            <w:tcW w:type="dxa" w:w="1276"/>
             <w:shd w:fill="3B9C7B"/>
           </w:tcPr>
           <w:p>
             <w:pPr>
               <w:jc w:val="center"/>
+              <w:keepNext w:val="true"/>
             </w:pPr>
             <w:r/>
             <w:r>
@@ -1386,12 +1441,13 @@
         </w:tc>
         <w:tc>
           <w:tcPr>
-            <w:tcW w:type="dxa" w:w="2828"/>
+            <w:tcW w:type="dxa" w:w="1559"/>
             <w:shd w:fill="3B9C7B"/>
           </w:tcPr>
           <w:p>
             <w:pPr>
               <w:jc w:val="center"/>
+              <w:keepNext w:val="true"/>
             </w:pPr>
             <w:r/>
             <w:r>
@@ -1409,12 +1465,13 @@
         </w:tc>
         <w:tc>
           <w:tcPr>
-            <w:tcW w:type="dxa" w:w="2828"/>
+            <w:tcW w:type="dxa" w:w="1417"/>
             <w:shd w:fill="3B9C7B"/>
           </w:tcPr>
           <w:p>
             <w:pPr>
               <w:jc w:val="center"/>
+              <w:keepNext w:val="true"/>
             </w:pPr>
             <w:r/>
             <w:r>
@@ -1430,14 +1487,18 @@
         </w:tc>
       </w:tr>
       <w:tr>
+        <w:trPr>
+          <w:cantSplit w:val="true"/>
+        </w:trPr>
         <w:tc>
           <w:tcPr>
-            <w:tcW w:type="dxa" w:w="2828"/>
+            <w:tcW w:type="dxa" w:w="3969"/>
             <w:shd w:fill="0A5455"/>
           </w:tcPr>
           <w:p>
             <w:pPr>
               <w:spacing w:before="60" w:after="60"/>
+              <w:keepNext w:val="true"/>
             </w:pPr>
             <w:r/>
             <w:r>
@@ -1455,12 +1516,13 @@
         </w:tc>
         <w:tc>
           <w:tcPr>
-            <w:tcW w:type="dxa" w:w="2828"/>
+            <w:tcW w:type="dxa" w:w="1417"/>
           </w:tcPr>
           <w:p>
             <w:pPr>
               <w:spacing w:before="60" w:after="60"/>
               <w:jc w:val="center"/>
+              <w:keepNext w:val="true"/>
             </w:pPr>
             <w:r/>
             <w:r>
@@ -1476,12 +1538,13 @@
         </w:tc>
         <w:tc>
           <w:tcPr>
-            <w:tcW w:type="dxa" w:w="2828"/>
+            <w:tcW w:type="dxa" w:w="1276"/>
           </w:tcPr>
           <w:p>
             <w:pPr>
               <w:spacing w:before="60" w:after="60"/>
               <w:jc w:val="center"/>
+              <w:keepNext w:val="true"/>
             </w:pPr>
             <w:r/>
             <w:r>
@@ -1497,12 +1560,13 @@
         </w:tc>
         <w:tc>
           <w:tcPr>
-            <w:tcW w:type="dxa" w:w="2828"/>
+            <w:tcW w:type="dxa" w:w="1559"/>
           </w:tcPr>
           <w:p>
             <w:pPr>
               <w:spacing w:before="60" w:after="60"/>
               <w:jc w:val="center"/>
+              <w:keepNext w:val="true"/>
             </w:pPr>
             <w:r/>
             <w:r>
@@ -1518,12 +1582,13 @@
         </w:tc>
         <w:tc>
           <w:tcPr>
-            <w:tcW w:type="dxa" w:w="2828"/>
+            <w:tcW w:type="dxa" w:w="1417"/>
           </w:tcPr>
           <w:p>
             <w:pPr>
               <w:spacing w:before="60" w:after="60"/>
               <w:jc w:val="center"/>
+              <w:keepNext w:val="true"/>
             </w:pPr>
             <w:r/>
             <w:r>
@@ -1539,14 +1604,18 @@
         </w:tc>
       </w:tr>
       <w:tr>
+        <w:trPr>
+          <w:cantSplit w:val="true"/>
+        </w:trPr>
         <w:tc>
           <w:tcPr>
-            <w:tcW w:type="dxa" w:w="2828"/>
+            <w:tcW w:type="dxa" w:w="3969"/>
             <w:shd w:fill="0A5455"/>
           </w:tcPr>
           <w:p>
             <w:pPr>
               <w:spacing w:before="60" w:after="60"/>
+              <w:keepNext w:val="true"/>
             </w:pPr>
             <w:r/>
             <w:r>
@@ -1564,12 +1633,13 @@
         </w:tc>
         <w:tc>
           <w:tcPr>
-            <w:tcW w:type="dxa" w:w="2828"/>
+            <w:tcW w:type="dxa" w:w="1417"/>
           </w:tcPr>
           <w:p>
             <w:pPr>
               <w:spacing w:before="60" w:after="60"/>
               <w:jc w:val="center"/>
+              <w:keepNext w:val="true"/>
             </w:pPr>
             <w:r/>
             <w:r>
@@ -1585,12 +1655,13 @@
         </w:tc>
         <w:tc>
           <w:tcPr>
-            <w:tcW w:type="dxa" w:w="2828"/>
+            <w:tcW w:type="dxa" w:w="1276"/>
           </w:tcPr>
           <w:p>
             <w:pPr>
               <w:spacing w:before="60" w:after="60"/>
               <w:jc w:val="center"/>
+              <w:keepNext w:val="true"/>
             </w:pPr>
             <w:r/>
             <w:r>
@@ -1606,12 +1677,13 @@
         </w:tc>
         <w:tc>
           <w:tcPr>
-            <w:tcW w:type="dxa" w:w="2828"/>
+            <w:tcW w:type="dxa" w:w="1559"/>
           </w:tcPr>
           <w:p>
             <w:pPr>
               <w:spacing w:before="60" w:after="60"/>
               <w:jc w:val="center"/>
+              <w:keepNext w:val="true"/>
             </w:pPr>
             <w:r/>
             <w:r>
@@ -1627,12 +1699,13 @@
         </w:tc>
         <w:tc>
           <w:tcPr>
-            <w:tcW w:type="dxa" w:w="2828"/>
+            <w:tcW w:type="dxa" w:w="1417"/>
           </w:tcPr>
           <w:p>
             <w:pPr>
               <w:spacing w:before="60" w:after="60"/>
               <w:jc w:val="center"/>
+              <w:keepNext w:val="true"/>
             </w:pPr>
             <w:r/>
             <w:r>
@@ -1648,9 +1721,12 @@
         </w:tc>
       </w:tr>
       <w:tr>
+        <w:trPr>
+          <w:cantSplit w:val="true"/>
+        </w:trPr>
         <w:tc>
           <w:tcPr>
-            <w:tcW w:type="dxa" w:w="2828"/>
+            <w:tcW w:type="dxa" w:w="3969"/>
             <w:shd w:fill="0A5455"/>
           </w:tcPr>
           <w:p>
@@ -1673,7 +1749,7 @@
         </w:tc>
         <w:tc>
           <w:tcPr>
-            <w:tcW w:type="dxa" w:w="2828"/>
+            <w:tcW w:type="dxa" w:w="1417"/>
           </w:tcPr>
           <w:p>
             <w:pPr>
@@ -1694,7 +1770,7 @@
         </w:tc>
         <w:tc>
           <w:tcPr>
-            <w:tcW w:type="dxa" w:w="2828"/>
+            <w:tcW w:type="dxa" w:w="1276"/>
           </w:tcPr>
           <w:p>
             <w:pPr>
@@ -1715,7 +1791,7 @@
         </w:tc>
         <w:tc>
           <w:tcPr>
-            <w:tcW w:type="dxa" w:w="2828"/>
+            <w:tcW w:type="dxa" w:w="1559"/>
           </w:tcPr>
           <w:p>
             <w:pPr>
@@ -1736,7 +1812,7 @@
         </w:tc>
         <w:tc>
           <w:tcPr>
-            <w:tcW w:type="dxa" w:w="2828"/>
+            <w:tcW w:type="dxa" w:w="1417"/>
           </w:tcPr>
           <w:p>
             <w:pPr>
@@ -1757,9 +1833,12 @@
         </w:tc>
       </w:tr>
       <w:tr>
+        <w:trPr>
+          <w:cantSplit w:val="true"/>
+        </w:trPr>
         <w:tc>
           <w:tcPr>
-            <w:tcW w:type="dxa" w:w="2828"/>
+            <w:tcW w:type="dxa" w:w="3969"/>
             <w:shd w:fill="0A5455"/>
           </w:tcPr>
           <w:p>
@@ -1782,7 +1861,7 @@
         </w:tc>
         <w:tc>
           <w:tcPr>
-            <w:tcW w:type="dxa" w:w="2828"/>
+            <w:tcW w:type="dxa" w:w="1417"/>
           </w:tcPr>
           <w:p>
             <w:pPr>
@@ -1803,7 +1882,7 @@
         </w:tc>
         <w:tc>
           <w:tcPr>
-            <w:tcW w:type="dxa" w:w="2828"/>
+            <w:tcW w:type="dxa" w:w="1276"/>
           </w:tcPr>
           <w:p>
             <w:pPr>
@@ -1824,7 +1903,7 @@
         </w:tc>
         <w:tc>
           <w:tcPr>
-            <w:tcW w:type="dxa" w:w="2828"/>
+            <w:tcW w:type="dxa" w:w="1559"/>
           </w:tcPr>
           <w:p>
             <w:pPr>
@@ -1845,7 +1924,7 @@
         </w:tc>
         <w:tc>
           <w:tcPr>
-            <w:tcW w:type="dxa" w:w="2828"/>
+            <w:tcW w:type="dxa" w:w="1417"/>
           </w:tcPr>
           <w:p>
             <w:pPr>
@@ -1866,9 +1945,12 @@
         </w:tc>
       </w:tr>
       <w:tr>
+        <w:trPr>
+          <w:cantSplit w:val="true"/>
+        </w:trPr>
         <w:tc>
           <w:tcPr>
-            <w:tcW w:type="dxa" w:w="2828"/>
+            <w:tcW w:type="dxa" w:w="3969"/>
             <w:shd w:fill="0A5455"/>
           </w:tcPr>
           <w:p>
@@ -1889,7 +1971,7 @@
         </w:tc>
         <w:tc>
           <w:tcPr>
-            <w:tcW w:type="dxa" w:w="2828"/>
+            <w:tcW w:type="dxa" w:w="1417"/>
           </w:tcPr>
           <w:p>
             <w:pPr>
@@ -1910,7 +1992,7 @@
         </w:tc>
         <w:tc>
           <w:tcPr>
-            <w:tcW w:type="dxa" w:w="2828"/>
+            <w:tcW w:type="dxa" w:w="1276"/>
           </w:tcPr>
           <w:p>
             <w:pPr>
@@ -1931,7 +2013,7 @@
         </w:tc>
         <w:tc>
           <w:tcPr>
-            <w:tcW w:type="dxa" w:w="2828"/>
+            <w:tcW w:type="dxa" w:w="1559"/>
           </w:tcPr>
           <w:p>
             <w:pPr>
@@ -1952,7 +2034,7 @@
         </w:tc>
         <w:tc>
           <w:tcPr>
-            <w:tcW w:type="dxa" w:w="2828"/>
+            <w:tcW w:type="dxa" w:w="1417"/>
           </w:tcPr>
           <w:p>
             <w:pPr>
@@ -1973,9 +2055,12 @@
         </w:tc>
       </w:tr>
       <w:tr>
+        <w:trPr>
+          <w:cantSplit w:val="true"/>
+        </w:trPr>
         <w:tc>
           <w:tcPr>
-            <w:tcW w:type="dxa" w:w="2828"/>
+            <w:tcW w:type="dxa" w:w="3969"/>
             <w:shd w:fill="0A5455"/>
           </w:tcPr>
           <w:p>
@@ -1998,7 +2083,7 @@
         </w:tc>
         <w:tc>
           <w:tcPr>
-            <w:tcW w:type="dxa" w:w="2828"/>
+            <w:tcW w:type="dxa" w:w="1417"/>
           </w:tcPr>
           <w:p>
             <w:pPr>
@@ -2019,7 +2104,7 @@
         </w:tc>
         <w:tc>
           <w:tcPr>
-            <w:tcW w:type="dxa" w:w="2828"/>
+            <w:tcW w:type="dxa" w:w="1276"/>
           </w:tcPr>
           <w:p>
             <w:pPr>
@@ -2040,7 +2125,7 @@
         </w:tc>
         <w:tc>
           <w:tcPr>
-            <w:tcW w:type="dxa" w:w="2828"/>
+            <w:tcW w:type="dxa" w:w="1559"/>
           </w:tcPr>
           <w:p>
             <w:pPr>
@@ -2061,7 +2146,7 @@
         </w:tc>
         <w:tc>
           <w:tcPr>
-            <w:tcW w:type="dxa" w:w="2828"/>
+            <w:tcW w:type="dxa" w:w="1417"/>
           </w:tcPr>
           <w:p>
             <w:pPr>
@@ -2082,9 +2167,12 @@
         </w:tc>
       </w:tr>
       <w:tr>
+        <w:trPr>
+          <w:cantSplit w:val="true"/>
+        </w:trPr>
         <w:tc>
           <w:tcPr>
-            <w:tcW w:type="dxa" w:w="2828"/>
+            <w:tcW w:type="dxa" w:w="3969"/>
             <w:shd w:fill="0A5455"/>
           </w:tcPr>
           <w:p>
@@ -2107,7 +2195,7 @@
         </w:tc>
         <w:tc>
           <w:tcPr>
-            <w:tcW w:type="dxa" w:w="2828"/>
+            <w:tcW w:type="dxa" w:w="1417"/>
           </w:tcPr>
           <w:p>
             <w:pPr>
@@ -2128,7 +2216,7 @@
         </w:tc>
         <w:tc>
           <w:tcPr>
-            <w:tcW w:type="dxa" w:w="2828"/>
+            <w:tcW w:type="dxa" w:w="1276"/>
           </w:tcPr>
           <w:p>
             <w:pPr>
@@ -2149,7 +2237,7 @@
         </w:tc>
         <w:tc>
           <w:tcPr>
-            <w:tcW w:type="dxa" w:w="2828"/>
+            <w:tcW w:type="dxa" w:w="1559"/>
           </w:tcPr>
           <w:p>
             <w:pPr>
@@ -2170,7 +2258,7 @@
         </w:tc>
         <w:tc>
           <w:tcPr>
-            <w:tcW w:type="dxa" w:w="2828"/>
+            <w:tcW w:type="dxa" w:w="1417"/>
           </w:tcPr>
           <w:p>
             <w:pPr>
@@ -2191,9 +2279,12 @@
         </w:tc>
       </w:tr>
       <w:tr>
+        <w:trPr>
+          <w:cantSplit w:val="true"/>
+        </w:trPr>
         <w:tc>
           <w:tcPr>
-            <w:tcW w:type="dxa" w:w="2828"/>
+            <w:tcW w:type="dxa" w:w="3969"/>
             <w:shd w:fill="0A5455"/>
           </w:tcPr>
           <w:p>
@@ -2214,7 +2305,7 @@
         </w:tc>
         <w:tc>
           <w:tcPr>
-            <w:tcW w:type="dxa" w:w="2828"/>
+            <w:tcW w:type="dxa" w:w="1417"/>
           </w:tcPr>
           <w:p>
             <w:pPr>
@@ -2235,7 +2326,7 @@
         </w:tc>
         <w:tc>
           <w:tcPr>
-            <w:tcW w:type="dxa" w:w="2828"/>
+            <w:tcW w:type="dxa" w:w="1276"/>
           </w:tcPr>
           <w:p>
             <w:pPr>
@@ -2256,7 +2347,7 @@
         </w:tc>
         <w:tc>
           <w:tcPr>
-            <w:tcW w:type="dxa" w:w="2828"/>
+            <w:tcW w:type="dxa" w:w="1559"/>
           </w:tcPr>
           <w:p>
             <w:pPr>
@@ -2277,7 +2368,7 @@
         </w:tc>
         <w:tc>
           <w:tcPr>
-            <w:tcW w:type="dxa" w:w="2828"/>
+            <w:tcW w:type="dxa" w:w="1417"/>
           </w:tcPr>
           <w:p>
             <w:pPr>
@@ -2315,6 +2406,7 @@
     <w:p>
       <w:pPr>
         <w:spacing w:after="120"/>
+        <w:keepNext w:val="true"/>
       </w:pPr>
       <w:r>
         <w:rPr>
@@ -2358,6 +2450,7 @@
           <w:insideH w:val="single" w:sz="4" w:color="404040"/>
           <w:insideV w:val="single" w:sz="4" w:color="404040"/>
         </w:tblBorders>
+        <w:tblLayout w:type="fixed"/>
       </w:tblPr>
       <w:tblGrid>
         <w:gridCol w:w="2357"/>
@@ -2368,14 +2461,18 @@
         <w:gridCol w:w="2357"/>
       </w:tblGrid>
       <w:tr>
+        <w:trPr>
+          <w:cantSplit w:val="true"/>
+        </w:trPr>
         <w:tc>
           <w:tcPr>
-            <w:tcW w:type="dxa" w:w="2357"/>
+            <w:tcW w:type="dxa" w:w="2856"/>
             <w:shd w:fill="3B9C7B"/>
           </w:tcPr>
           <w:p>
             <w:pPr>
               <w:jc w:val="center"/>
+              <w:keepNext w:val="true"/>
             </w:pPr>
             <w:r/>
             <w:r>
@@ -2391,12 +2488,13 @@
         </w:tc>
         <w:tc>
           <w:tcPr>
-            <w:tcW w:type="dxa" w:w="2357"/>
+            <w:tcW w:type="dxa" w:w="1547"/>
             <w:shd w:fill="3B9C7B"/>
           </w:tcPr>
           <w:p>
             <w:pPr>
               <w:jc w:val="center"/>
+              <w:keepNext w:val="true"/>
             </w:pPr>
             <w:r/>
             <w:r>
@@ -2414,12 +2512,13 @@
         </w:tc>
         <w:tc>
           <w:tcPr>
-            <w:tcW w:type="dxa" w:w="2357"/>
+            <w:tcW w:type="dxa" w:w="1309"/>
             <w:shd w:fill="3B9C7B"/>
           </w:tcPr>
           <w:p>
             <w:pPr>
               <w:jc w:val="center"/>
+              <w:keepNext w:val="true"/>
             </w:pPr>
             <w:r/>
             <w:r>
@@ -2437,12 +2536,13 @@
         </w:tc>
         <w:tc>
           <w:tcPr>
-            <w:tcW w:type="dxa" w:w="2357"/>
+            <w:tcW w:type="dxa" w:w="1309"/>
             <w:shd w:fill="3B9C7B"/>
           </w:tcPr>
           <w:p>
             <w:pPr>
               <w:jc w:val="center"/>
+              <w:keepNext w:val="true"/>
             </w:pPr>
             <w:r/>
             <w:r>
@@ -2460,12 +2560,13 @@
         </w:tc>
         <w:tc>
           <w:tcPr>
-            <w:tcW w:type="dxa" w:w="2357"/>
+            <w:tcW w:type="dxa" w:w="1309"/>
             <w:shd w:fill="3B9C7B"/>
           </w:tcPr>
           <w:p>
             <w:pPr>
               <w:jc w:val="center"/>
+              <w:keepNext w:val="true"/>
             </w:pPr>
             <w:r/>
             <w:r>
@@ -2483,12 +2584,13 @@
         </w:tc>
         <w:tc>
           <w:tcPr>
-            <w:tcW w:type="dxa" w:w="2357"/>
+            <w:tcW w:type="dxa" w:w="1309"/>
             <w:shd w:fill="3B9C7B"/>
           </w:tcPr>
           <w:p>
             <w:pPr>
               <w:jc w:val="center"/>
+              <w:keepNext w:val="true"/>
             </w:pPr>
             <w:r/>
             <w:r>
@@ -2506,14 +2608,18 @@
         </w:tc>
       </w:tr>
       <w:tr>
+        <w:trPr>
+          <w:cantSplit w:val="true"/>
+        </w:trPr>
         <w:tc>
           <w:tcPr>
-            <w:tcW w:type="dxa" w:w="2357"/>
+            <w:tcW w:type="dxa" w:w="2856"/>
             <w:shd w:fill="0A5455"/>
           </w:tcPr>
           <w:p>
             <w:pPr>
               <w:spacing w:before="60" w:after="60"/>
+              <w:keepNext w:val="true"/>
             </w:pPr>
             <w:r/>
             <w:r>
@@ -2531,12 +2637,13 @@
         </w:tc>
         <w:tc>
           <w:tcPr>
-            <w:tcW w:type="dxa" w:w="2357"/>
+            <w:tcW w:type="dxa" w:w="1547"/>
           </w:tcPr>
           <w:p>
             <w:pPr>
               <w:spacing w:before="60" w:after="60"/>
               <w:jc w:val="center"/>
+              <w:keepNext w:val="true"/>
             </w:pPr>
             <w:r/>
             <w:r>
@@ -2552,12 +2659,13 @@
         </w:tc>
         <w:tc>
           <w:tcPr>
-            <w:tcW w:type="dxa" w:w="2357"/>
+            <w:tcW w:type="dxa" w:w="1309"/>
           </w:tcPr>
           <w:p>
             <w:pPr>
               <w:spacing w:before="60" w:after="60"/>
               <w:jc w:val="center"/>
+              <w:keepNext w:val="true"/>
             </w:pPr>
             <w:r/>
             <w:r>
@@ -2573,12 +2681,13 @@
         </w:tc>
         <w:tc>
           <w:tcPr>
-            <w:tcW w:type="dxa" w:w="2357"/>
+            <w:tcW w:type="dxa" w:w="1309"/>
           </w:tcPr>
           <w:p>
             <w:pPr>
               <w:spacing w:before="60" w:after="60"/>
               <w:jc w:val="center"/>
+              <w:keepNext w:val="true"/>
             </w:pPr>
             <w:r/>
             <w:r>
@@ -2594,12 +2703,13 @@
         </w:tc>
         <w:tc>
           <w:tcPr>
-            <w:tcW w:type="dxa" w:w="2357"/>
+            <w:tcW w:type="dxa" w:w="1309"/>
           </w:tcPr>
           <w:p>
             <w:pPr>
               <w:spacing w:before="60" w:after="60"/>
               <w:jc w:val="center"/>
+              <w:keepNext w:val="true"/>
             </w:pPr>
             <w:r/>
             <w:r>
@@ -2615,12 +2725,13 @@
         </w:tc>
         <w:tc>
           <w:tcPr>
-            <w:tcW w:type="dxa" w:w="2357"/>
+            <w:tcW w:type="dxa" w:w="1309"/>
           </w:tcPr>
           <w:p>
             <w:pPr>
               <w:spacing w:before="60" w:after="60"/>
               <w:jc w:val="center"/>
+              <w:keepNext w:val="true"/>
             </w:pPr>
             <w:r/>
             <w:r>
@@ -2636,14 +2747,18 @@
         </w:tc>
       </w:tr>
       <w:tr>
+        <w:trPr>
+          <w:cantSplit w:val="true"/>
+        </w:trPr>
         <w:tc>
           <w:tcPr>
-            <w:tcW w:type="dxa" w:w="2357"/>
+            <w:tcW w:type="dxa" w:w="2856"/>
             <w:shd w:fill="0A5455"/>
           </w:tcPr>
           <w:p>
             <w:pPr>
               <w:spacing w:before="60" w:after="60"/>
+              <w:keepNext w:val="true"/>
             </w:pPr>
             <w:r/>
             <w:r>
@@ -2661,12 +2776,13 @@
         </w:tc>
         <w:tc>
           <w:tcPr>
-            <w:tcW w:type="dxa" w:w="2357"/>
+            <w:tcW w:type="dxa" w:w="1547"/>
           </w:tcPr>
           <w:p>
             <w:pPr>
               <w:spacing w:before="60" w:after="60"/>
               <w:jc w:val="center"/>
+              <w:keepNext w:val="true"/>
             </w:pPr>
             <w:r/>
             <w:r>
@@ -2682,12 +2798,13 @@
         </w:tc>
         <w:tc>
           <w:tcPr>
-            <w:tcW w:type="dxa" w:w="2357"/>
+            <w:tcW w:type="dxa" w:w="1309"/>
           </w:tcPr>
           <w:p>
             <w:pPr>
               <w:spacing w:before="60" w:after="60"/>
               <w:jc w:val="center"/>
+              <w:keepNext w:val="true"/>
             </w:pPr>
             <w:r/>
             <w:r>
@@ -2703,12 +2820,13 @@
         </w:tc>
         <w:tc>
           <w:tcPr>
-            <w:tcW w:type="dxa" w:w="2357"/>
+            <w:tcW w:type="dxa" w:w="1309"/>
           </w:tcPr>
           <w:p>
             <w:pPr>
               <w:spacing w:before="60" w:after="60"/>
               <w:jc w:val="center"/>
+              <w:keepNext w:val="true"/>
             </w:pPr>
             <w:r/>
             <w:r>
@@ -2724,12 +2842,13 @@
         </w:tc>
         <w:tc>
           <w:tcPr>
-            <w:tcW w:type="dxa" w:w="2357"/>
+            <w:tcW w:type="dxa" w:w="1309"/>
           </w:tcPr>
           <w:p>
             <w:pPr>
               <w:spacing w:before="60" w:after="60"/>
               <w:jc w:val="center"/>
+              <w:keepNext w:val="true"/>
             </w:pPr>
             <w:r/>
             <w:r>
@@ -2745,12 +2864,13 @@
         </w:tc>
         <w:tc>
           <w:tcPr>
-            <w:tcW w:type="dxa" w:w="2357"/>
+            <w:tcW w:type="dxa" w:w="1309"/>
           </w:tcPr>
           <w:p>
             <w:pPr>
               <w:spacing w:before="60" w:after="60"/>
               <w:jc w:val="center"/>
+              <w:keepNext w:val="true"/>
             </w:pPr>
             <w:r/>
             <w:r>
@@ -2766,9 +2886,12 @@
         </w:tc>
       </w:tr>
       <w:tr>
+        <w:trPr>
+          <w:cantSplit w:val="true"/>
+        </w:trPr>
         <w:tc>
           <w:tcPr>
-            <w:tcW w:type="dxa" w:w="2357"/>
+            <w:tcW w:type="dxa" w:w="2856"/>
             <w:shd w:fill="0A5455"/>
           </w:tcPr>
           <w:p>
@@ -2791,7 +2914,7 @@
         </w:tc>
         <w:tc>
           <w:tcPr>
-            <w:tcW w:type="dxa" w:w="2357"/>
+            <w:tcW w:type="dxa" w:w="1547"/>
           </w:tcPr>
           <w:p>
             <w:pPr>
@@ -2812,7 +2935,7 @@
         </w:tc>
         <w:tc>
           <w:tcPr>
-            <w:tcW w:type="dxa" w:w="2357"/>
+            <w:tcW w:type="dxa" w:w="1309"/>
           </w:tcPr>
           <w:p>
             <w:pPr>
@@ -2833,7 +2956,7 @@
         </w:tc>
         <w:tc>
           <w:tcPr>
-            <w:tcW w:type="dxa" w:w="2357"/>
+            <w:tcW w:type="dxa" w:w="1309"/>
           </w:tcPr>
           <w:p>
             <w:pPr>
@@ -2854,7 +2977,7 @@
         </w:tc>
         <w:tc>
           <w:tcPr>
-            <w:tcW w:type="dxa" w:w="2357"/>
+            <w:tcW w:type="dxa" w:w="1309"/>
           </w:tcPr>
           <w:p>
             <w:pPr>
@@ -2875,7 +2998,7 @@
         </w:tc>
         <w:tc>
           <w:tcPr>
-            <w:tcW w:type="dxa" w:w="2357"/>
+            <w:tcW w:type="dxa" w:w="1309"/>
           </w:tcPr>
           <w:p>
             <w:pPr>
@@ -2896,9 +3019,12 @@
         </w:tc>
       </w:tr>
       <w:tr>
+        <w:trPr>
+          <w:cantSplit w:val="true"/>
+        </w:trPr>
         <w:tc>
           <w:tcPr>
-            <w:tcW w:type="dxa" w:w="2357"/>
+            <w:tcW w:type="dxa" w:w="2856"/>
             <w:shd w:fill="0A5455"/>
           </w:tcPr>
           <w:p>
@@ -2921,7 +3047,7 @@
         </w:tc>
         <w:tc>
           <w:tcPr>
-            <w:tcW w:type="dxa" w:w="2357"/>
+            <w:tcW w:type="dxa" w:w="1547"/>
           </w:tcPr>
           <w:p>
             <w:pPr>
@@ -2942,7 +3068,7 @@
         </w:tc>
         <w:tc>
           <w:tcPr>
-            <w:tcW w:type="dxa" w:w="2357"/>
+            <w:tcW w:type="dxa" w:w="1309"/>
           </w:tcPr>
           <w:p>
             <w:pPr>
@@ -2963,7 +3089,7 @@
         </w:tc>
         <w:tc>
           <w:tcPr>
-            <w:tcW w:type="dxa" w:w="2357"/>
+            <w:tcW w:type="dxa" w:w="1309"/>
           </w:tcPr>
           <w:p>
             <w:pPr>
@@ -2984,7 +3110,7 @@
         </w:tc>
         <w:tc>
           <w:tcPr>
-            <w:tcW w:type="dxa" w:w="2357"/>
+            <w:tcW w:type="dxa" w:w="1309"/>
           </w:tcPr>
           <w:p>
             <w:pPr>
@@ -3005,7 +3131,7 @@
         </w:tc>
         <w:tc>
           <w:tcPr>
-            <w:tcW w:type="dxa" w:w="2357"/>
+            <w:tcW w:type="dxa" w:w="1309"/>
           </w:tcPr>
           <w:p>
             <w:pPr>
@@ -3026,9 +3152,12 @@
         </w:tc>
       </w:tr>
       <w:tr>
+        <w:trPr>
+          <w:cantSplit w:val="true"/>
+        </w:trPr>
         <w:tc>
           <w:tcPr>
-            <w:tcW w:type="dxa" w:w="2357"/>
+            <w:tcW w:type="dxa" w:w="2856"/>
             <w:shd w:fill="0A5455"/>
           </w:tcPr>
           <w:p>
@@ -3051,7 +3180,7 @@
         </w:tc>
         <w:tc>
           <w:tcPr>
-            <w:tcW w:type="dxa" w:w="2357"/>
+            <w:tcW w:type="dxa" w:w="1547"/>
           </w:tcPr>
           <w:p>
             <w:pPr>
@@ -3072,7 +3201,7 @@
         </w:tc>
         <w:tc>
           <w:tcPr>
-            <w:tcW w:type="dxa" w:w="2357"/>
+            <w:tcW w:type="dxa" w:w="1309"/>
           </w:tcPr>
           <w:p>
             <w:pPr>
@@ -3093,7 +3222,7 @@
         </w:tc>
         <w:tc>
           <w:tcPr>
-            <w:tcW w:type="dxa" w:w="2357"/>
+            <w:tcW w:type="dxa" w:w="1309"/>
           </w:tcPr>
           <w:p>
             <w:pPr>
@@ -3114,7 +3243,7 @@
         </w:tc>
         <w:tc>
           <w:tcPr>
-            <w:tcW w:type="dxa" w:w="2357"/>
+            <w:tcW w:type="dxa" w:w="1309"/>
           </w:tcPr>
           <w:p>
             <w:pPr>
@@ -3135,7 +3264,7 @@
         </w:tc>
         <w:tc>
           <w:tcPr>
-            <w:tcW w:type="dxa" w:w="2357"/>
+            <w:tcW w:type="dxa" w:w="1309"/>
           </w:tcPr>
           <w:p>
             <w:pPr>
@@ -3156,9 +3285,12 @@
         </w:tc>
       </w:tr>
       <w:tr>
+        <w:trPr>
+          <w:cantSplit w:val="true"/>
+        </w:trPr>
         <w:tc>
           <w:tcPr>
-            <w:tcW w:type="dxa" w:w="2357"/>
+            <w:tcW w:type="dxa" w:w="2856"/>
             <w:shd w:fill="0A5455"/>
           </w:tcPr>
           <w:p>
@@ -3179,7 +3311,7 @@
         </w:tc>
         <w:tc>
           <w:tcPr>
-            <w:tcW w:type="dxa" w:w="2357"/>
+            <w:tcW w:type="dxa" w:w="1547"/>
           </w:tcPr>
           <w:p>
             <w:pPr>
@@ -3200,7 +3332,7 @@
         </w:tc>
         <w:tc>
           <w:tcPr>
-            <w:tcW w:type="dxa" w:w="2357"/>
+            <w:tcW w:type="dxa" w:w="1309"/>
           </w:tcPr>
           <w:p>
             <w:pPr>
@@ -3221,7 +3353,7 @@
         </w:tc>
         <w:tc>
           <w:tcPr>
-            <w:tcW w:type="dxa" w:w="2357"/>
+            <w:tcW w:type="dxa" w:w="1309"/>
           </w:tcPr>
           <w:p>
             <w:pPr>
@@ -3242,7 +3374,7 @@
         </w:tc>
         <w:tc>
           <w:tcPr>
-            <w:tcW w:type="dxa" w:w="2357"/>
+            <w:tcW w:type="dxa" w:w="1309"/>
           </w:tcPr>
           <w:p>
             <w:pPr>
@@ -3263,7 +3395,7 @@
         </w:tc>
         <w:tc>
           <w:tcPr>
-            <w:tcW w:type="dxa" w:w="2357"/>
+            <w:tcW w:type="dxa" w:w="1309"/>
           </w:tcPr>
           <w:p>
             <w:pPr>
